--- a/file/cm1/DerasPangestuGusti_CM1.docx
+++ b/file/cm1/DerasPangestuGusti_CM1.docx
@@ -85,7 +85,7 @@
           </mc:Choice>
           <mc:Fallback>
             <w:pict>
-              <v:shape w14:anchorId="2674775E" id="Graphic 4" o:spid="_x0000_s1026" style="position:absolute;margin-left:1in;margin-top:4.5pt;width:454.5pt;height:1.5pt;z-index:15728640;visibility:visible;mso-wrap-style:square;mso-wrap-distance-left:0;mso-wrap-distance-top:0;mso-wrap-distance-right:0;mso-wrap-distance-bottom:0;mso-position-horizontal:absolute;mso-position-horizontal-relative:page;mso-position-vertical:absolute;mso-position-vertical-relative:text;v-text-anchor:top" coordsize="5772150,19050" o:gfxdata="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" path="m,l5772150,19050e" filled="f" strokeweight="2.5pt">
+              <v:shape w14:anchorId="606D7870" id="Graphic 4" o:spid="_x0000_s1026" style="position:absolute;margin-left:1in;margin-top:4.5pt;width:454.5pt;height:1.5pt;z-index:15728640;visibility:visible;mso-wrap-style:square;mso-wrap-distance-left:0;mso-wrap-distance-top:0;mso-wrap-distance-right:0;mso-wrap-distance-bottom:0;mso-position-horizontal:absolute;mso-position-horizontal-relative:page;mso-position-vertical:absolute;mso-position-vertical-relative:text;v-text-anchor:top" coordsize="5772150,19050" o:gfxdata="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" path="m,l5772150,19050e" filled="f" strokeweight="2.5pt">
                 <v:path arrowok="t"/>
                 <w10:wrap anchorx="page"/>
               </v:shape>
@@ -2326,7 +2326,7 @@
           </mc:Choice>
           <mc:Fallback>
             <w:pict>
-              <v:group w14:anchorId="200FE0BA" id="Group 9" o:spid="_x0000_s1026" style="width:430pt;height:160.45pt;mso-position-horizontal-relative:char;mso-position-vertical-relative:line" coordsize="54610,20377" o:gfxdata="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">
+              <v:group w14:anchorId="03C576A1" id="Group 9" o:spid="_x0000_s1026" style="width:430pt;height:160.45pt;mso-position-horizontal-relative:char;mso-position-vertical-relative:line" coordsize="54610,20377" o:gfxdata="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">
                 <v:shape id="Graphic 10" o:spid="_x0000_s1027" style="position:absolute;width:54610;height:20377;visibility:visible;mso-wrap-style:square;v-text-anchor:top" coordsize="5461000,2037714" o:gfxdata="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" path="m5455285,2032266r-5450205,l,2032266r,5068l5080,2037334r5450205,l5455285,2032266xem5455285,l5080,,,,,5080,,7493r,127l,2032254r5080,l5080,7620r,-127l5080,5080r5450205,l5455285,xem5460416,2032266r-5068,l5455348,2037334r5068,l5460416,2032266xem5460416,r-5068,l5455348,5080r,2413l5455348,7620r,2024634l5460416,2032254r,-2024634l5460416,7493r,-2413l5460416,xe" fillcolor="black" stroked="f">
                   <v:path arrowok="t"/>
                 </v:shape>
@@ -4521,7 +4521,7 @@
           </mc:Choice>
           <mc:Fallback>
             <w:pict>
-              <v:shape w14:anchorId="397DBCE2" id="Graphic 19" o:spid="_x0000_s1026" style="position:absolute;margin-left:1in;margin-top:4.5pt;width:454.5pt;height:1.5pt;z-index:15730688;visibility:visible;mso-wrap-style:square;mso-wrap-distance-left:0;mso-wrap-distance-top:0;mso-wrap-distance-right:0;mso-wrap-distance-bottom:0;mso-position-horizontal:absolute;mso-position-horizontal-relative:page;mso-position-vertical:absolute;mso-position-vertical-relative:text;v-text-anchor:top" coordsize="5772150,19050" o:gfxdata="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" path="m,l5772150,19050e" filled="f" strokeweight="2.5pt">
+              <v:shape w14:anchorId="74D6E679" id="Graphic 19" o:spid="_x0000_s1026" style="position:absolute;margin-left:1in;margin-top:4.5pt;width:454.5pt;height:1.5pt;z-index:15730688;visibility:visible;mso-wrap-style:square;mso-wrap-distance-left:0;mso-wrap-distance-top:0;mso-wrap-distance-right:0;mso-wrap-distance-bottom:0;mso-position-horizontal:absolute;mso-position-horizontal-relative:page;mso-position-vertical:absolute;mso-position-vertical-relative:text;v-text-anchor:top" coordsize="5772150,19050" o:gfxdata="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" path="m,l5772150,19050e" filled="f" strokeweight="2.5pt">
                 <v:path arrowok="t"/>
                 <w10:wrap anchorx="page"/>
               </v:shape>
@@ -6628,7 +6628,7 @@
           </mc:Choice>
           <mc:Fallback>
             <w:pict>
-              <v:shape w14:anchorId="7EEA6AC7" id="Graphic 21" o:spid="_x0000_s1026" style="position:absolute;margin-left:1in;margin-top:65.4pt;width:454.5pt;height:1.5pt;z-index:15731200;visibility:visible;mso-wrap-style:square;mso-wrap-distance-left:0;mso-wrap-distance-top:0;mso-wrap-distance-right:0;mso-wrap-distance-bottom:0;mso-position-horizontal:absolute;mso-position-horizontal-relative:page;mso-position-vertical:absolute;mso-position-vertical-relative:page;v-text-anchor:top" coordsize="5772150,19050" o:gfxdata="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" path="m,l5772150,19050e" filled="f" strokeweight="2.5pt">
+              <v:shape w14:anchorId="1948C510" id="Graphic 21" o:spid="_x0000_s1026" style="position:absolute;margin-left:1in;margin-top:65.4pt;width:454.5pt;height:1.5pt;z-index:15731200;visibility:visible;mso-wrap-style:square;mso-wrap-distance-left:0;mso-wrap-distance-top:0;mso-wrap-distance-right:0;mso-wrap-distance-bottom:0;mso-position-horizontal:absolute;mso-position-horizontal-relative:page;mso-position-vertical:absolute;mso-position-vertical-relative:page;v-text-anchor:top" coordsize="5772150,19050" o:gfxdata="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" path="m,l5772150,19050e" filled="f" strokeweight="2.5pt">
                 <v:path arrowok="t"/>
                 <w10:wrap anchorx="page" anchory="page"/>
               </v:shape>
@@ -8884,6 +8884,58 @@
           </wp:inline>
         </w:drawing>
       </w:r>
+    </w:p>
+    <w:p/>
+    <w:p>
+      <w:pPr>
+        <w:rPr>
+          <w:rFonts w:ascii="Times New Roman" w:hAnsi="Times New Roman" w:cs="Times New Roman"/>
+          <w:b/>
+          <w:bCs/>
+        </w:rPr>
+      </w:pPr>
+      <w:proofErr w:type="spellStart"/>
+      <w:r>
+        <w:rPr>
+          <w:rFonts w:ascii="Times New Roman" w:hAnsi="Times New Roman" w:cs="Times New Roman"/>
+          <w:b/>
+          <w:bCs/>
+        </w:rPr>
+        <w:t>Github</w:t>
+      </w:r>
+      <w:proofErr w:type="spellEnd"/>
+      <w:r>
+        <w:rPr>
+          <w:rFonts w:ascii="Times New Roman" w:hAnsi="Times New Roman" w:cs="Times New Roman"/>
+          <w:b/>
+          <w:bCs/>
+        </w:rPr>
+        <w:t>:</w:t>
+      </w:r>
+    </w:p>
+    <w:p>
+      <w:pPr>
+        <w:rPr>
+          <w:rFonts w:ascii="Times New Roman" w:hAnsi="Times New Roman" w:cs="Times New Roman"/>
+          <w:b/>
+          <w:bCs/>
+          <w:i/>
+          <w:iCs/>
+        </w:rPr>
+      </w:pPr>
+      <w:hyperlink r:id="rId29" w:history="1">
+        <w:r>
+          <w:rPr>
+            <w:rStyle w:val="Hyperlink"/>
+            <w:rFonts w:ascii="Times New Roman" w:hAnsi="Times New Roman" w:cs="Times New Roman"/>
+            <w:b/>
+            <w:bCs/>
+            <w:i/>
+            <w:iCs/>
+          </w:rPr>
+          <w:t>https://github.com/guramedadar/Praktikum-Algoritma-Struktur-Data/tree/main/src/com/cm1</w:t>
+        </w:r>
+      </w:hyperlink>
     </w:p>
     <w:sectPr>
       <w:pgSz w:w="11910" w:h="16840"/>
@@ -10882,7 +10934,7 @@
         </mc:Choice>
         <mc:Fallback>
           <w:pict>
-            <v:shape w14:anchorId="1F255ADC" id="Graphic 6" o:spid="_x0000_s1026" style="position:absolute;margin-left:1in;margin-top:65.4pt;width:454.5pt;height:1.5pt;z-index:-15995904;visibility:visible;mso-wrap-style:square;mso-wrap-distance-left:0;mso-wrap-distance-top:0;mso-wrap-distance-right:0;mso-wrap-distance-bottom:0;mso-position-horizontal:absolute;mso-position-horizontal-relative:page;mso-position-vertical:absolute;mso-position-vertical-relative:page;v-text-anchor:top" coordsize="5772150,19050" o:gfxdata="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" path="m,l5772150,19050e" filled="f" strokeweight="2.5pt">
+            <v:shape w14:anchorId="01BA8D32" id="Graphic 6" o:spid="_x0000_s1026" style="position:absolute;margin-left:1in;margin-top:65.4pt;width:454.5pt;height:1.5pt;z-index:-15995904;visibility:visible;mso-wrap-style:square;mso-wrap-distance-left:0;mso-wrap-distance-top:0;mso-wrap-distance-right:0;mso-wrap-distance-bottom:0;mso-position-horizontal:absolute;mso-position-horizontal-relative:page;mso-position-vertical:absolute;mso-position-vertical-relative:page;v-text-anchor:top" coordsize="5772150,19050" o:gfxdata="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" path="m,l5772150,19050e" filled="f" strokeweight="2.5pt">
               <v:path arrowok="t"/>
               <w10:wrap anchorx="page" anchory="page"/>
             </v:shape>
@@ -12424,6 +12476,29 @@
       <w:ind w:left="107"/>
     </w:pPr>
   </w:style>
+  <w:style w:type="character" w:styleId="Hyperlink">
+    <w:name w:val="Hyperlink"/>
+    <w:basedOn w:val="DefaultParagraphFont"/>
+    <w:uiPriority w:val="99"/>
+    <w:unhideWhenUsed/>
+    <w:rsid w:val="0084188A"/>
+    <w:rPr>
+      <w:color w:val="0000FF" w:themeColor="hyperlink"/>
+      <w:u w:val="single"/>
+    </w:rPr>
+  </w:style>
+  <w:style w:type="character" w:styleId="UnresolvedMention">
+    <w:name w:val="Unresolved Mention"/>
+    <w:basedOn w:val="DefaultParagraphFont"/>
+    <w:uiPriority w:val="99"/>
+    <w:semiHidden/>
+    <w:unhideWhenUsed/>
+    <w:rsid w:val="0084188A"/>
+    <w:rPr>
+      <w:color w:val="605E5C"/>
+      <w:shd w:val="clear" w:color="auto" w:fill="E1DFDD"/>
+    </w:rPr>
+  </w:style>
 </w:styles>
 </file>
 
